--- a/aura-documents/output/word/02-people-policies/04-anti-harassment-respect-and-client-boundaries.docx
+++ b/aura-documents/output/word/02-people-policies/04-anti-harassment-respect-and-client-boundaries.docx
@@ -30,7 +30,7 @@
           <w:color w:val="7A6753"/>
           <w:sz w:val="16"/>
         </w:rPr>
-        <w:t xml:space="preserve">Document No. AUR-POL-04 · Version 0.1 (Draft) · Owner: General Manager · Effective: </w:t>
+        <w:t xml:space="preserve">Document No. AUR-POL-04 · Version 0.2 (Draft) · Owner: General Manager · Effective: </w:t>
       </w:r>
       <w:r>
         <w:rPr>
@@ -89,7 +89,7 @@
           <w:color w:val="4A3A2C"/>
           <w:sz w:val="20"/>
         </w:rPr>
-        <w:t>The Aura Reset Center is a place where people let their guard down. Guests lie still in a float tank in darkness, change into robes, step into chambers and close their eyes during breathwork. Hosts work close to guests every day. That closeness is only possible if everyone feels completely safe.</w:t>
+        <w:t>The Aura Reset Center is a place where people let their guard down. Guests rest fully clothed on the dry float bed, change into robes and Aura-branded clothing, step into chambers, share personal concerns in a Healer consultation and close their eyes during breathwork and sound healing. Hosts work close to guests every day. That closeness is only possible if everyone feels completely safe.</w:t>
       </w:r>
     </w:p>
     <w:p>
@@ -784,7 +784,7 @@
           <w:color w:val="4A3A2C"/>
           <w:sz w:val="20"/>
         </w:rPr>
-        <w:t>Staff enter a changing room only to clean or respond to an emergency. Before entering: knock, announce "Housekeeping" or "Host", wait, and confirm the room is empty. Where possible, cleaning is done by a staff member of the same gender as the changing area.</w:t>
+        <w:t>Staff enter a changing room only to clean or respond to an emergency. Before entering: knock, announce "Cleaning" or "Host", wait, and confirm the room is empty. Where possible, cleaning is done by a staff member of the same gender as the changing area.</w:t>
       </w:r>
     </w:p>
     <w:p>
@@ -830,7 +830,27 @@
           <w:color w:val="4A3A2C"/>
           <w:sz w:val="20"/>
         </w:rPr>
-        <w:t>Private rooms include the float suite, infrared sauna room, salt cabin, red-light bed room, dry float room, hyperbaric room, compression room and IV room.</w:t>
+        <w:t xml:space="preserve">Private rooms include the Healer consultation room, infrared sauna room, salt cabin, red-light bed room, dry float room, hyperbaric room, compression room and the Sound Healing and breathwork room </w:t>
+      </w:r>
+      <w:r>
+        <w:rPr>
+          <w:rFonts w:ascii="Jost" w:hAnsi="Jost" w:cs="Jost" w:eastAsia="Jost"/>
+          <w:b w:val="0"/>
+          <w:i w:val="0"/>
+          <w:color w:val="A6754C"/>
+          <w:sz w:val="20"/>
+        </w:rPr>
+        <w:t>[confirm layout]</w:t>
+      </w:r>
+      <w:r>
+        <w:rPr>
+          <w:rFonts w:ascii="Jost" w:hAnsi="Jost" w:cs="Jost" w:eastAsia="Jost"/>
+          <w:b w:val="0"/>
+          <w:i w:val="0"/>
+          <w:color w:val="4A3A2C"/>
+          <w:sz w:val="20"/>
+        </w:rPr>
+        <w:t>.</w:t>
       </w:r>
     </w:p>
     <w:p>
@@ -888,7 +908,7 @@
           <w:color w:val="4A3A2C"/>
           <w:sz w:val="20"/>
         </w:rPr>
-        <w:t>Before each session, agree with the guest how and when you will check in (for example, a knock at the 20-minute mark, or intercom for the float suite).</w:t>
+        <w:t>Before each session, agree with the guest how and when you will check in (for example, a knock at the 20-minute mark, or intercom for the hyperbaric room).</w:t>
       </w:r>
     </w:p>
     <w:p>
@@ -950,7 +970,7 @@
           <w:color w:val="4A3A2C"/>
           <w:sz w:val="20"/>
         </w:rPr>
-        <w:t>Guests may ask for a Host of a particular gender, for cultural, religious or personal reasons. We honour these requests wherever the rota allows. They are recorded in the guest profile as "Host preference" with no further explanation required.</w:t>
+        <w:t>Guests may ask for a Host of a particular gender, for cultural, religious or personal reasons. We honour these requests wherever the rota allows; with 2 Hosts per shift this may mean offering another time. The same applies to Healer preference. They are recorded in the guest profile as "Host preference" with no further explanation required.</w:t>
       </w:r>
     </w:p>
     <w:p>
